--- a/paper/its-the-script-not-the-spell.docx
+++ b/paper/its-the-script-not-the-spell.docx
@@ -29,6 +29,28 @@
           <w:szCs w:val="24"/>
         </w:rPr>
         <w:t xml:space="preserve">A Voces-Negative Result on Deep Representation, and What Survives It</w:t>
+      </w:r>
+    </w:p>
+    <w:p>
+      <w:pPr/>
+      <w:r>
+        <w:rPr>
+          <w:rFonts w:ascii="Arial" w:hAnsi="Arial"/>
+          <w:b/>
+          <w:sz w:val="26"/>
+        </w:rPr>
+        <w:t>Tomás Pavan</w:t>
+      </w:r>
+    </w:p>
+    <w:p>
+      <w:pPr/>
+      <w:r>
+        <w:rPr>
+          <w:rFonts w:ascii="Arial" w:hAnsi="Arial"/>
+          <w:i/>
+          <w:sz w:val="18"/>
+        </w:rPr>
+        <w:t>Designed and analyzed in dialogue with two Claude Opus 4.8 instances (claude.ai — design; Claude Code — build &amp; analysis). The author is accountable; the AI collaboration is acknowledged, not authorship. See CONTRIBUTIONS.md and git history.</w:t>
       </w:r>
     </w:p>
     <w:p>

--- a/paper/its-the-script-not-the-spell.docx
+++ b/paper/its-the-script-not-the-spell.docx
@@ -65,15 +65,14 @@
           <w:sz w:val="21"/>
           <w:szCs w:val="21"/>
         </w:rPr>
-        <w:t xml:space="preserve">ICMI Working Paper No. 27</w:t>
-      </w:r>
-      <w:r>
-        <w:rPr>
-          <w:rFonts w:ascii="Georgia" w:cs="Georgia" w:eastAsia="Georgia" w:hAnsi="Georgia"/>
-          <w:sz w:val="21"/>
-          <w:szCs w:val="21"/>
-        </w:rPr>
-        <w:t xml:space="preserve">  ·  preprint draft  ·  June 2026</w:t>
+        <w:t>ICMI Working Paper No. 27 — Institute for a Christian Machine Intelligence (self-published; not peer-reviewed; NOT the ACM ICMI conference)  ·  preprint draft  ·  June 2026</w:t>
+      </w:r>
+      <w:r>
+        <w:rPr>
+          <w:rFonts w:ascii="Georgia" w:cs="Georgia" w:eastAsia="Georgia" w:hAnsi="Georgia"/>
+          <w:sz w:val="21"/>
+          <w:szCs w:val="21"/>
+        </w:rPr>
       </w:r>
     </w:p>
     <w:p>
@@ -180,7 +179,7 @@
           <w:sz w:val="21"/>
           <w:szCs w:val="21"/>
         </w:rPr>
-        <w:t xml:space="preserve"> way (H2). H1 is a clean, robust positive: family-split probes reach 0.89–0.94 accuracy against a near-chance surprisal-only baseline, surviving a model swap and the removal of 4-bit quantization. The model recognizes the orthographic </w:t>
+        <w:t xml:space="preserve"> way (H2). H1 is a clean, robust positive: family-split probes reach 0.89–0.94 accuracy against a near-chance surprisal-only baseline, surviving a within-family scale change (3B↔7B; cross-family untested) and the removal of 4-bit quantization. The model recognizes the orthographic </w:t>
       </w:r>
       <w:r>
         <w:rPr>
@@ -548,7 +547,7 @@
           <w:sz w:val="21"/>
           <w:szCs w:val="21"/>
         </w:rPr>
-        <w:t xml:space="preserve"> tokenization (token count exactly matched). It reproduces across a model swap and across the removal of quantization. The peak is </w:t>
+        <w:t xml:space="preserve"> tokenization (token count exactly matched). It reproduces across a within-family scale change (3B↔7B; cross-family untested) and across the removal of quantization. The peak is </w:t>
       </w:r>
       <w:r>
         <w:rPr>
@@ -1378,6 +1377,13 @@
         </w:rPr>
         <w:t xml:space="preserve">. A high-power 7B-fp16 run could revisit whether a small voces-specific deep residual exists beneath the script effect. The MVP conclusion is deflationary, and this paper states it plainly; it does not claim the deep effect is exactly zero, only that this design cannot distinguish it from zero.</w:t>
       </w:r>
+      <w:r>
+        <w:rPr>
+          <w:rFonts w:ascii="Georgia" w:hAnsi="Georgia"/>
+          <w:sz w:val="21"/>
+        </w:rPr>
+        <w:t xml:space="preserve"> Two uncertainties are in play and only one is quantified: p = 0.224 is across strings (n = 49) — string-sample variance — while run variance is unestimated (single seed, n_seeds = 1). Future work, to bound the pilot-weight caveat and chase the residual: (i) multi-seed (≥ 3) repeats for run-variance; (ii) a cross-family check (Llama, Gemma), since the Greek finding is downstream of a single tokenizer; and (iii) a falsifier-gated test of whether the deep-Greek effect is latent distributional namehood rather than pure orthography — render non-name Greek strings (function words, numerals, common nouns) and ask whether they persist deep too: if they do, it is pure script-processing and the hypothesis is dead; only if name-plausible Greek alone persists is there a namehood effect worth chasing.</w:t>
+      </w:r>
     </w:p>
     <w:p>
       <w:pPr>

--- a/paper/its-the-script-not-the-spell.docx
+++ b/paper/its-the-script-not-the-spell.docx
@@ -65,7 +65,7 @@
           <w:sz w:val="21"/>
           <w:szCs w:val="21"/>
         </w:rPr>
-        <w:t>ICMI Working Paper No. 27 — Institute for a Christian Machine Intelligence (self-published; not peer-reviewed; NOT the ACM ICMI conference)  ·  preprint draft  ·  June 2026</w:t>
+        <w:t>Self-published, non-peer-reviewed preprint draft  ·  June 2026</w:t>
       </w:r>
       <w:r>
         <w:rPr>
@@ -1571,7 +1571,7 @@
           <w:sz w:val="19"/>
           <w:szCs w:val="19"/>
         </w:rPr>
-        <w:t xml:space="preserve">Hwang, T. (2026). Be Not Afraid: A Character Geometry of the Angelic Hierarchy. ICMI Working Paper No. 26 (self-published working paper; not peer-reviewed). icmi-proceedings.com.</w:t>
+        <w:t xml:space="preserve">Hwang, T. (2026). Be Not Afraid: A Character Geometry of the Angelic Hierarchy (self-published working paper; not peer-reviewed).</w:t>
       </w:r>
     </w:p>
     <w:p>
@@ -1595,7 +1595,7 @@
           <w:sz w:val="18"/>
           <w:szCs w:val="18"/>
         </w:rPr>
-        <w:t xml:space="preserve">Reference note. Citations [1–6] are externally indexed (arXiv / ICML / Transformer Circuits / Chicago UP) and verified. The angelic-hierarchy paper is an ICMI working paper — a real but self-published, non-peer-reviewed source, cited as such; this study descends from its method.</w:t>
+        <w:t xml:space="preserve">Reference note. Citations [1–6] are externally indexed (arXiv / ICML / Transformer Circuits / Chicago UP) and verified. The angelic-hierarchy paper is a real but self-published, non-peer-reviewed source, cited as such; this study descends from its method.</w:t>
       </w:r>
     </w:p>
     <w:p>
